--- a/ServiceNow Phasewise/5.Project Development Phase/Performance Testing/Power BI.docx
+++ b/ServiceNow Phasewise/5.Project Development Phase/Performance Testing/Power BI.docx
@@ -106,7 +106,7 @@
               <w:rPr>
                 <w:rFonts w:ascii="Calibri" w:eastAsia="Calibri" w:hAnsi="Calibri" w:cs="Calibri"/>
               </w:rPr>
-              <w:t>10 February 2025</w:t>
+              <w:t>3 october 2026</w:t>
             </w:r>
           </w:p>
         </w:tc>
@@ -288,21 +288,12 @@
                 <w:b/>
               </w:rPr>
             </w:pPr>
-            <w:proofErr w:type="spellStart"/>
             <w:r>
               <w:rPr>
                 <w:rFonts w:ascii="Calibri" w:eastAsia="Calibri" w:hAnsi="Calibri" w:cs="Calibri"/>
                 <w:b/>
               </w:rPr>
-              <w:t>S.No</w:t>
-            </w:r>
-            <w:proofErr w:type="spellEnd"/>
-            <w:r>
-              <w:rPr>
-                <w:rFonts w:ascii="Calibri" w:eastAsia="Calibri" w:hAnsi="Calibri" w:cs="Calibri"/>
-                <w:b/>
-              </w:rPr>
-              <w:t>.</w:t>
+              <w:t>S.No.</w:t>
             </w:r>
           </w:p>
         </w:tc>
@@ -400,6 +391,7 @@
             <w:r>
               <w:rPr>
                 <w:rFonts w:ascii="Calibri" w:eastAsia="Calibri" w:hAnsi="Calibri" w:cs="Calibri"/>
+                <w:noProof/>
               </w:rPr>
               <w:drawing>
                 <wp:inline distT="0" distB="0" distL="0" distR="0" wp14:anchorId="2382FC17" wp14:editId="2714667B">
@@ -493,6 +485,7 @@
             <w:r>
               <w:rPr>
                 <w:rFonts w:ascii="Calibri" w:eastAsia="Calibri" w:hAnsi="Calibri" w:cs="Calibri"/>
+                <w:noProof/>
               </w:rPr>
               <w:drawing>
                 <wp:inline distT="0" distB="0" distL="0" distR="0" wp14:anchorId="44FFC6A7" wp14:editId="2374D660">
@@ -590,6 +583,7 @@
             <w:r>
               <w:rPr>
                 <w:rFonts w:ascii="Calibri" w:eastAsia="Calibri" w:hAnsi="Calibri" w:cs="Calibri"/>
+                <w:noProof/>
               </w:rPr>
               <w:drawing>
                 <wp:inline distT="0" distB="0" distL="0" distR="0" wp14:anchorId="66D0E5CD" wp14:editId="770CCC73">
@@ -687,6 +681,7 @@
             <w:r>
               <w:rPr>
                 <w:rFonts w:ascii="Calibri" w:eastAsia="Calibri" w:hAnsi="Calibri" w:cs="Calibri"/>
+                <w:noProof/>
               </w:rPr>
               <w:drawing>
                 <wp:inline distT="0" distB="0" distL="0" distR="0" wp14:anchorId="6CA3044D" wp14:editId="44E8FEC6">
@@ -783,6 +778,7 @@
             <w:r>
               <w:rPr>
                 <w:rFonts w:ascii="Calibri" w:eastAsia="Calibri" w:hAnsi="Calibri" w:cs="Calibri"/>
+                <w:noProof/>
               </w:rPr>
               <w:drawing>
                 <wp:inline distT="0" distB="0" distL="0" distR="0" wp14:anchorId="02B74B44" wp14:editId="4CCF316A">
@@ -879,6 +875,7 @@
             <w:r>
               <w:rPr>
                 <w:rFonts w:ascii="Calibri" w:eastAsia="Calibri" w:hAnsi="Calibri" w:cs="Calibri"/>
+                <w:noProof/>
               </w:rPr>
               <w:drawing>
                 <wp:inline distT="0" distB="0" distL="0" distR="0" wp14:anchorId="184F360E" wp14:editId="31D98157">
